--- a/zaini_case_audit_output/outputs/word/documents/124_مزرعة الوادي 1434 (zip).docx
+++ b/zaini_case_audit_output/outputs/word/documents/124_مزرعة الوادي 1434 (zip).docx
@@ -53,6 +53,20 @@
         <w:t>[مخرج آلي / Script Output - سماوي]  [مخرج آلي يحتاج مراجعة بشرية - وردي]</w:t>
       </w:r>
     </w:p>
+    <w:p>
+      <w:pPr>
+        <w:jc w:val="right"/>
+        <w:bidi/>
+      </w:pPr>
+      <w:r>
+        <w:rPr>
+          <w:b w:val="0"/>
+          <w:i/>
+          <w:color w:val="C00000"/>
+        </w:rPr>
+        <w:t>[نص ممسوح OCR صُحِّح ترتيبه آلياً — قد يحتوي أخطاء طفيفة]</w:t>
+      </w:r>
+    </w:p>
     <w:p/>
     <w:p>
       <w:pPr>
@@ -520,7 +534,7 @@
           <w:b w:val="0"/>
           <w:i w:val="0"/>
         </w:rPr>
-        <w:t>A oy ID ‏مسب‎ OD</w:t>
+        <w:t>OD ‎بسم‏ ID oy A</w:t>
       </w:r>
     </w:p>
     <w:p>
@@ -959,7 +973,7 @@
         <w:br/>
         <w:t>5029 ‏جد‎ Fer ferme? ‏بسب بج متسس‎ rehire ‏ممم عشب مي‎ ELOZ ” 00°602</w:t>
         <w:br/>
-        <w:t>206950: 12029 eC ED IO AC ‏ريطاوم حم‎ Fie ‏مي مسب‎ ED ‏جلاع‎ ١ 00067</w:t>
+        <w:t>00067 ١ ‎عالج‏ ED ‎بسم يم‏ Fie ‎مح مواطير‏ AC IO ED eC 12029 206950:</w:t>
       </w:r>
     </w:p>
     <w:p>
@@ -2588,7 +2602,7 @@
         <w:br/>
         <w:t>EY ‏رص‎ 0 ieee SK ‏مسيم جنيع كبن مبسكم كرو وس‎ oir? oP ELOZIE" -(00'F80'L</w:t>
         <w:br/>
-        <w:t>OS FEI TEE FBR AE EET rey ‏مسب‎ IEF I REY * -|00°026</w:t>
+        <w:t>026°00|- * REY I IEF ‎بسم‏ rey EET AE FBR TEE FEI OS</w:t>
         <w:br/>
         <w:t>POs SOR mee Mame Pipe orth (a * ~{00°00¢'S)</w:t>
         <w:br/>

--- a/zaini_case_audit_output/outputs/word/documents/124_مزرعة الوادي 1434 (zip).docx
+++ b/zaini_case_audit_output/outputs/word/documents/124_مزرعة الوادي 1434 (zip).docx
@@ -78,7 +78,7 @@
           <w:b w:val="0"/>
           <w:i w:val="0"/>
         </w:rPr>
-        <w:t>[أرشيف 1Vw469zD1e5Q9KUlUjRAO4x6m2oB1qqMM.zip - عدد الملفات الداخلية: 7 - طريقة: zip]</w:t>
+        <w:t>[zip :ةقيرط - 7 :ةيلخادلا تافلملا ددع - 1Vw469zD1e5Q9KUlUjRAO4x6m2oB1qqMM.zip فيشرأ]</w:t>
       </w:r>
     </w:p>
     <w:p>
@@ -350,7 +350,7 @@
           <w:b w:val="0"/>
           <w:i w:val="0"/>
         </w:rPr>
-        <w:t>AICI wary (on? ieee FKP PO AE ‏الج اج‎</w:t>
+        <w:t>‎جا جلا‏ AE PO FKP ieee ?on) wary AICI</w:t>
       </w:r>
     </w:p>
     <w:p>
@@ -587,11 +587,11 @@
         <w:br/>
         <w:t>شركة ذات مسئولية محدودة</w:t>
         <w:br/>
-        <w:t>رأس المال المدفوع ‎20,000,0٠٠‏ ريال سعودي</w:t>
+        <w:t>يدوعس لاير ‏0٠٠,000,20‎ عوفدملا لاملا سأر</w:t>
         <w:br/>
         <w:t>‎a Cee CeCe‏</w:t>
         <w:br/>
-        <w:t>جدة - الملكة العربية السعودية</w:t>
+        <w:t>ةيدوعسلا ةيبرعلا ةكلملا - ةدج</w:t>
       </w:r>
     </w:p>
     <w:p>
@@ -606,7 +606,7 @@
         </w:rPr>
         <w:t>التاريخ 1434/07/27 ه</w:t>
         <w:br/>
-        <w:t>الموافق : 2013/06/06 ‎a‏</w:t>
+        <w:t>‏a‎ 2013/06/06 : قفاوملا</w:t>
       </w:r>
     </w:p>
     <w:p>
@@ -632,7 +632,7 @@
           <w:b w:val="0"/>
           <w:i w:val="0"/>
         </w:rPr>
-        <w:t>الموكقر</w:t>
+        <w:t>رقكوملا</w:t>
       </w:r>
     </w:p>
     <w:p>
@@ -688,9 +688,9 @@
           <w:b w:val="0"/>
           <w:i w:val="0"/>
         </w:rPr>
-        <w:t>نرجو ‎ap Sil‏ بتعميد الإدارة المالية لأصدار شيك لحسابنا للتسديد</w:t>
-        <w:br/>
-        <w:t>وأستعاضة المصروفات الشهرية للمزرعة.</w:t>
+        <w:t>ديدستلل انباسحل كيش رادصأل ةيلاملا ةرادإلا ديمعتب ‏Sil ap‎ وجرن</w:t>
+        <w:br/>
+        <w:t>.ةعرزملل ةيرهشلا تافورصملا ةضاعتسأو</w:t>
       </w:r>
     </w:p>
     <w:p>
@@ -716,7 +716,7 @@
           <w:b w:val="0"/>
           <w:i w:val="0"/>
         </w:rPr>
-        <w:t>SAAN) YT 544١91١8, ‏فاكس‎ - VAAN ‏؟(:)‎ OMEVAYT ~ OMENA OV: ‏هاتف‎ - 5١9175 ‏'ب :559 - الجموم‎</w:t>
+        <w:t>‎مومجلا - :559 ب'‏ 5١9175 - ‎فتاه‏ OV: OMENA ~ OMEVAYT ‎(:)؟‏ VAAN - ‎سكاف‏ ,544١91١8 YT (SAAN</w:t>
       </w:r>
     </w:p>
     <w:p>
@@ -774,7 +774,7 @@
           <w:b w:val="0"/>
           <w:i w:val="0"/>
         </w:rPr>
-        <w:t>بيان القيد: المنصرف على مزرعة ‎Gt‏ احمد زيتى بالوادى عن شهر ‎He VY gle‏ بواسطة مزرعة الدواجن الصفحة: 0</w:t>
+        <w:t>0 :ةحفصلا نجاودلا ةعرزم ةطساوب ‏gle VY He‎ رهش نع ىداولاب ىتيز دمحا ‏Gt‎ ةعرزم ىلع فرصنملا :ديقلا نايب</w:t>
         <w:br/>
         <w:t>‎"ull‏ الدائن رقم الحساب 1 ملاحظات</w:t>
       </w:r>
@@ -815,7 +815,7 @@
           <w:b w:val="0"/>
           <w:i w:val="0"/>
         </w:rPr>
-        <w:t>‏المدير العام</w:t>
+        <w:t>ماعلا ريدملا‏</w:t>
       </w:r>
     </w:p>
     <w:p>
@@ -953,7 +953,7 @@
         <w:br/>
         <w:t>60SZ JEEO ary (Pen ‏ساون‎ ES SLOT + 00'908'e</w:t>
         <w:br/>
-        <w:t>SOSZ SECS ED OAD CRD 9D ‏امسوم‎ Perel Rene ‏كم‎ ire? 00006</w:t>
+        <w:t>00006 ?ire ‎مك‏ Rene Perel ‎موسما‏ 9D CRD OAD ED SECS SOSZ</w:t>
         <w:br/>
         <w:t>20 POs OAD Kehr HD ‏ص جسم‎ HOGS ‏ج006‎</w:t>
         <w:br/>
@@ -961,7 +961,7 @@
         <w:br/>
         <w:t>ESLEZOR AL [renesy ‏بكيم قر لجسم‎ yet? ‏قبي‎ 9? ieee + ELOZ/ZO/LO ‏ط-‎ 02/9/06 0095|</w:t>
         <w:br/>
-        <w:t>6120# AL frye ‏و كوو وحصت‎ ire ‏كه‎ Fehr ‏جب وي وسيم جوع ابام‎ EE ‏عماج‎ 00:61!</w:t>
+        <w:t>!00:61 ‎جامع‏ EE ‎مابا عوج ميسو يو بج‏ Fehr ‎هك‏ ire ‎تصحو ووك و‏ frye AL #6120</w:t>
         <w:br/>
         <w:t>5064 ‏ووس جيم‎ HO AED ‏رك‎ KD ‏مج‎ oF ‏مقي‎ oD ‏ب‎ ET ‏“لج 0ج‎ 0056</w:t>
         <w:br/>
@@ -973,7 +973,7 @@
         <w:br/>
         <w:t>5029 ‏جد‎ Fer ferme? ‏بسب بج متسس‎ rehire ‏ممم عشب مي‎ ELOZ ” 00°602</w:t>
         <w:br/>
-        <w:t>00067 ١ ‎عالج‏ ED ‎بسم يم‏ Fie ‎مح مواطير‏ AC IO ED eC 12029 206950:</w:t>
+        <w:t>206950: 12029 eC ED IO AC ‏ريطاوم حم‎ Fie ‏مي مسب‎ ED ‏جلاع‎ ١ 00067</w:t>
       </w:r>
     </w:p>
     <w:p>
@@ -1042,7 +1042,7 @@
         </w:rPr>
         <w:t>[صفحة 3 - OCR]</w:t>
         <w:br/>
-        <w:t>شركة مزوعة وآدي قاطمة للدواجن المحدودة</w:t>
+        <w:t>ةدودحملا نجاودلل ةمطاق يدآو ةعوزم ةكرش</w:t>
       </w:r>
     </w:p>
     <w:p>
@@ -1089,11 +1089,11 @@
           <w:b w:val="0"/>
           <w:i w:val="0"/>
         </w:rPr>
-        <w:t>رأس المال المدفوع ٠٠0,.6٠8,.20؟‏ ريال سعودي</w:t>
+        <w:t>يدوعس لاير ‏؟.20,.6٠8,٠٠0 عوفدملا لاملا سأر</w:t>
         <w:br/>
         <w:t>سرت :1451241 ‎fee‏</w:t>
         <w:br/>
-        <w:t>‏جدة - المملكة العربية السعودية</w:t>
+        <w:t>ةيدوعسلا ةيبرعلا ةكلمملا - ةدج‏</w:t>
       </w:r>
     </w:p>
     <w:p>
@@ -1108,7 +1108,7 @@
         </w:rPr>
         <w:t>التاريخ : 1434/10/08 ه</w:t>
         <w:br/>
-        <w:t>الموافق : 2013/08/15 م</w:t>
+        <w:t>م 2013/08/15 : قفاوملا</w:t>
       </w:r>
     </w:p>
     <w:p>
@@ -1121,9 +1121,9 @@
           <w:b w:val="0"/>
           <w:i w:val="0"/>
         </w:rPr>
-        <w:t>سعادة الشيسخ /أ ‎de Li‏ أحمد زينى . .</w:t>
-        <w:br/>
-        <w:t>الموقر ©</w:t>
+        <w:t>. . ىنيز دمحأ ‏Li de‎ أ/ خسيشلا ةداعس</w:t>
+        <w:br/>
+        <w:t>© رقوملا</w:t>
         <w:br/>
         <w:t>تحية طيبة وبعد:</w:t>
       </w:r>
@@ -1140,7 +1140,7 @@
         </w:rPr>
         <w:t>مرفق لسعادتكم طيه كش وف الحسابات لمصروقفات كلا من</w:t>
         <w:br/>
-        <w:t>البستان ومشروع ‎FLY‏ و الفيلا بالوادي عن شهر يوليو 2013م</w:t>
+        <w:t>م2013 ويلوي رهش نع يداولاب اليفلا و ‏FLY‎ عورشمو ناتسبلا</w:t>
         <w:br/>
         <w:t>سبلغ و قدره (97,815.99) سبعة و تسعون ألفاو ثمانمائة و خمسة</w:t>
         <w:br/>
@@ -1159,7 +1159,7 @@
           <w:b w:val="0"/>
           <w:i w:val="0"/>
         </w:rPr>
-        <w:t>نرجو التكرم بتعميد الإدارة المالية لأصدار شيك لحسابنا للتسديد</w:t>
+        <w:t>ديدستلل انباسحل كيش رادصأل ةيلاملا ةرادإلا ديمعتب مركتلا وجرن</w:t>
       </w:r>
     </w:p>
     <w:p>
@@ -1172,7 +1172,7 @@
           <w:b w:val="0"/>
           <w:i w:val="0"/>
         </w:rPr>
-        <w:t>وأستعاضة المص روفات الشهرية للمسزرعة .</w:t>
+        <w:t>. ةعرزسملل ةيرهشلا تافور صملا ةضاعتسأو</w:t>
       </w:r>
     </w:p>
     <w:p>
@@ -1284,7 +1284,7 @@
           <w:b w:val="0"/>
           <w:i w:val="0"/>
         </w:rPr>
-        <w:t>بيان القيد: المنصرف على المزرعة ومشروع الاغنام عن شهر ‎TV gallos‏ بواسطة مزرعة الدواجن الصفحة: ‎١‏</w:t>
+        <w:t>‏١‎ :ةحفصلا نجاودلا ةعرزم ةطساوب ‏gallos TV‎ رهش نع مانغالا عورشمو ةعرزملا ىلع فرصنملا :ديقلا نايب</w:t>
       </w:r>
     </w:p>
     <w:p>
@@ -1325,7 +1325,7 @@
           <w:b w:val="0"/>
           <w:i w:val="0"/>
         </w:rPr>
-        <w:t>المحاسب</w:t>
+        <w:t>بساحملا</w:t>
         <w:br/>
         <w:t>لكه</w:t>
       </w:r>
@@ -1340,7 +1340,7 @@
           <w:b w:val="0"/>
           <w:i w:val="0"/>
         </w:rPr>
-        <w:t>المدير العام</w:t>
+        <w:t>ماعلا ريدملا</w:t>
       </w:r>
     </w:p>
     <w:p>
@@ -1357,7 +1357,7 @@
         <w:br/>
         <w:t>[صفحة 1 - OCR]</w:t>
         <w:br/>
-        <w:t>الله مهام</w:t>
+        <w:t>ماهم هللا</w:t>
       </w:r>
     </w:p>
     <w:p>
@@ -1716,15 +1716,15 @@
           <w:b w:val="0"/>
           <w:i w:val="0"/>
         </w:rPr>
-        <w:t>شركة مزوعة وأدي قاطمة للدواجن المحدودة</w:t>
+        <w:t>ةدودحملا نجاودلل ةمطاق يدأو ةعوزم ةكرش</w:t>
         <w:br/>
         <w:t>شركة ذات مسئولية محدودة</w:t>
         <w:br/>
-        <w:t>رأس المال المدفوع ‎TO, es eee‏ ريال سعودي</w:t>
+        <w:t>يدوعس لاير ‏eee es ,TO‎ عوفدملا لاملا سأر</w:t>
         <w:br/>
         <w:t>سرت ‎bee AV A‏</w:t>
         <w:br/>
-        <w:t>جدة - ‎ASL‏ العربية السعودية</w:t>
+        <w:t>ةيدوعسلا ةيبرعلا ‏ASL‎ - ةدج</w:t>
       </w:r>
     </w:p>
     <w:p>
@@ -1739,7 +1739,7 @@
         </w:rPr>
         <w:t>التاريخ 4143/01/26 ه</w:t>
         <w:br/>
-        <w:t>الموافق : 2012/12/10 م ‎ve‏</w:t>
+        <w:t>‏ve‎ م 2012/12/10 : قفاوملا</w:t>
       </w:r>
     </w:p>
     <w:p>
@@ -1778,7 +1778,7 @@
           <w:b w:val="0"/>
           <w:i w:val="0"/>
         </w:rPr>
-        <w:t>الموقلر</w:t>
+        <w:t>رلقوملا</w:t>
         <w:br/>
         <w:t>تحية طيبة وبعد: 6</w:t>
       </w:r>
@@ -1799,7 +1799,7 @@
         <w:br/>
         <w:t>الفا ومنتان وأربعة وخمسون ريالاو عشر هللات ‎EY‏ ملع</w:t>
         <w:br/>
-        <w:t>المستندات الأصلية- وكذا المبيعات من التمور بأنواعها المختلفه والأغغنام</w:t>
+        <w:t>مانغغألاو هفلتخملا اهعاونأب رومتلا نم تاعيبملا اذكو -ةيلصألا تادنتسملا</w:t>
         <w:br/>
         <w:t>‎Like‏ وقدره )21,342( واحد وعشرون الفا وتلاثمائقة وأثنان وأربعون</w:t>
         <w:br/>
@@ -1816,7 +1816,7 @@
           <w:b w:val="0"/>
           <w:i w:val="0"/>
         </w:rPr>
-        <w:t>نرجو التكرم بتعميد الإدارة المالية لأصدار شيك لحسابنا للتسديد</w:t>
+        <w:t>ديدستلل انباسحل كيش رادصأل ةيلاملا ةرادإلا ديمعتب مركتلا وجرن</w:t>
       </w:r>
     </w:p>
     <w:p>
@@ -1829,7 +1829,7 @@
           <w:b w:val="0"/>
           <w:i w:val="0"/>
         </w:rPr>
-        <w:t>وأسلتعاضة المصروفات الشهرية للمزرعة.</w:t>
+        <w:t>.ةعرزملل ةيرهشلا تافورصملا ةضاعتلسأو</w:t>
       </w:r>
     </w:p>
     <w:p>
@@ -1842,7 +1842,7 @@
           <w:b w:val="0"/>
           <w:i w:val="0"/>
         </w:rPr>
-        <w:t>و تفضلوا ‎cfg ds‏ التحبة و التقدير )6 » » 6</w:t>
+        <w:t>6 « « 6( ريدقتلا و ةبحتلا ‏ds cfg‎ اولضفت و</w:t>
       </w:r>
     </w:p>
     <w:p>
@@ -1870,7 +1870,7 @@
         </w:rPr>
         <w:t>A a ‏|/1آأتتت مل سس‎</w:t>
         <w:br/>
-        <w:t>sat (+) ‏فاكس 59419516 ؟‎ ٠.45 (20 VY OMENATY — O8fNA Vs Cola — 55 ‏المزرعمة 1 ص.ب + 505 - الجموم‎</w:t>
+        <w:t>‎مومجلا - 505 + ب.ص 1 ةمعرزملا‏ 55 — Cola Vs O8fNA — OMENATY VY 20) ٠.45 ‎؟ 59419516 سكاف‏ (+) sat</w:t>
         <w:br/>
         <w:t>Farm - P.O. Box : 269 - Al-Jumoom 21926 - Tel. : 00966 (0) 2 5941907 / 5941923 - Fax: 00966 (0) 2 5941915</w:t>
         <w:br/>
@@ -1932,7 +1932,7 @@
           <w:b w:val="0"/>
           <w:i w:val="0"/>
         </w:rPr>
-        <w:t>بيان القيد: المنصرف على مزرعة احمد زينى بالوادى عن شهر نوفمبر؟ ‎٠١1١‏ بواسطة مزرعة الدواجن الصفحة: \</w:t>
+        <w:t>\ :ةحفصلا نجاودلا ةعرزم ةطساوب ‏٠١1١‎ ؟ربمفون رهش نع ىداولاب ىنيز دمحا ةعرزم ىلع فرصنملا :ديقلا نايب</w:t>
       </w:r>
     </w:p>
     <w:p>
@@ -1958,7 +1958,7 @@
           <w:b w:val="0"/>
           <w:i w:val="0"/>
         </w:rPr>
-        <w:t>الحم ‎٠44‏ أمصروفات المزرعة المنصرف على مزرعة ‎anal‏ زينى بالوادى عن</w:t>
+        <w:t>نع ىداولاب ىنيز ‏anal‎ ةعرزم ىلع فرصنملا ةعرزملا تافورصمأ ‏٠44‎ محلا</w:t>
         <w:br/>
         <w:t>حكن يك نالا شركة مزرعة وادي فاطمة المنصرف على مزرعة احمد زينى بالوادى عن</w:t>
       </w:r>
@@ -1986,7 +1986,7 @@
           <w:b w:val="0"/>
           <w:i w:val="0"/>
         </w:rPr>
-        <w:t>المد</w:t>
+        <w:t>دملا</w:t>
       </w:r>
     </w:p>
     <w:p>
@@ -2016,7 +2016,7 @@
           <w:b w:val="0"/>
           <w:i w:val="0"/>
         </w:rPr>
-        <w:t>‎He ahs 926 *‏ وين عم رح جل ‎pret oD‏ وج( | )جه ‎POS‏</w:t>
+        <w:t>‏POS‎ هج( | )جو ‏oD pret‎ لج حر مع نيو ‏* 926 ahs He‎</w:t>
       </w:r>
     </w:p>
     <w:p>
@@ -2057,7 +2057,7 @@
           <w:b w:val="0"/>
           <w:i w:val="0"/>
         </w:rPr>
-        <w:t>‎Ps ‏بحتام‎ Cyrene ogame er ‏بصم‎ 7/9820</w:t>
+        <w:t>7/9820 ‎مصب‏ er ogame Cyrene ‎ماتحب‏ Ps‎</w:t>
       </w:r>
     </w:p>
     <w:p>
@@ -2248,15 +2248,15 @@
           <w:b w:val="0"/>
           <w:i w:val="0"/>
         </w:rPr>
-        <w:t>شركة 930 ‎de‏ وآدي قاطمة للدواجن المحدودة</w:t>
+        <w:t>ةدودحملا نجاودلل ةمطاق يدآو ‏de‎ 930 ةكرش</w:t>
         <w:br/>
         <w:t>شركة ذات مسئولية محدودة</w:t>
         <w:br/>
-        <w:t>رأس المال المدفوع ٠6٠..9,..0؟‏ ريال سعودي</w:t>
+        <w:t>يدوعس لاير ‏؟..0,٠6٠..9 عوفدملا لاملا سأر</w:t>
         <w:br/>
         <w:t>سرت : 420821915251</w:t>
         <w:br/>
-        <w:t>جدة - المملكة العربية السعودية</w:t>
+        <w:t>ةيدوعسلا ةيبرعلا ةكلمملا - ةدج</w:t>
       </w:r>
     </w:p>
     <w:p>
@@ -2286,7 +2286,7 @@
         </w:rPr>
         <w:t>‏التاريخ 1434/02/26 ه</w:t>
         <w:br/>
-        <w:t>الموافق : 2013/01/08 م</w:t>
+        <w:t>م 2013/01/08 : قفاوملا</w:t>
       </w:r>
     </w:p>
     <w:p>
@@ -2301,7 +2301,7 @@
         </w:rPr>
         <w:t>‏سعادة الشيخ / أ سا مة أحمد زيسنى . 6</w:t>
         <w:br/>
-        <w:t>الموقسر</w:t>
+        <w:t>رسقوملا</w:t>
       </w:r>
     </w:p>
     <w:p>
@@ -2346,9 +2346,9 @@
           <w:b w:val="0"/>
           <w:i w:val="0"/>
         </w:rPr>
-        <w:t>‏نرجو التكرم بتعميد الإدارة المالية لأصدار شيك لحسابنا للتتسديد</w:t>
-        <w:br/>
-        <w:t>وأستعاضة المصسروفات الشهرية للمزرعة .</w:t>
+        <w:t>ديدستتلل انباسحل كيش رادصأل ةيلاملا ةرادإلا ديمعتب مركتلا وجرن‏</w:t>
+        <w:br/>
+        <w:t>. ةعرزملل ةيرهشلا تافورسصملا ةضاعتسأو</w:t>
       </w:r>
     </w:p>
     <w:p>
@@ -2361,7 +2361,7 @@
           <w:b w:val="0"/>
           <w:i w:val="0"/>
         </w:rPr>
-        <w:t>‏الفيلا بالوادي</w:t>
+        <w:t>يداولاب اليفلا‏</w:t>
       </w:r>
     </w:p>
     <w:p>
@@ -2412,7 +2412,7 @@
         </w:rPr>
         <w:t>‏آذآ[ لاا سي</w:t>
         <w:br/>
-        <w:t>المزرعة . ص.ب +555 - الجموم ‎7١515‏ - هاتف , /119810وه — ‎ATT (+) 5 OMEVATY‏ - شاكس . 059551916 0(15) ‎SANT‏</w:t>
+        <w:t>‏SANT‎ (15)0 059551916 . سكاش - ‏OMEVATY 5 (+) ATT‎ — هو/119810 , فتاه - ‏7١515‎ مومجلا - 555+ ب.ص . ةعرزملا</w:t>
         <w:br/>
         <w:t>‎Farm - P.O. Box : 269 - Al-Jumoom 21926 - Tel. : 00966 (0) 2 5941907 / 5941923 - Fax: 00966 (0) 2 5941915‏</w:t>
         <w:br/>
@@ -2476,7 +2476,7 @@
           <w:b w:val="0"/>
           <w:i w:val="0"/>
         </w:rPr>
-        <w:t>بيان القيد: المنصرف على مزرعة احمد زينى بالوادى عن شهر ديسمير ‎٠١١7‏ بواسطة مزرعة الدواجن الصفحة: ‎١‏</w:t>
+        <w:t>‏١‎ :ةحفصلا نجاودلا ةعرزم ةطساوب ‏٠١١7‎ ريمسيد رهش نع ىداولاب ىنيز دمحا ةعرزم ىلع فرصنملا :ديقلا نايب</w:t>
       </w:r>
     </w:p>
     <w:p>
@@ -2590,7 +2590,7 @@
         </w:rPr>
         <w:t>We I BP ‏لمان ومسل موسي بسب جومم عستي‎ ~|98°8E</w:t>
         <w:br/>
-        <w:t>PETES RT? HO AED ‏يبب وعم عي‎ PPC ‏ميس‎ EL QZ ١ “109°9¢</w:t>
+        <w:t>¢9°109“ ١ QZ EL ‎سيم‏ PPC ‎يع معو ببي‏ AED HO ?RT PETES</w:t>
         <w:br/>
         <w:t>BY OI Te? Z 10% Fm omer etd rng ‏لبجم‎ * -100°0¢0'ec</w:t>
         <w:br/>
@@ -2606,9 +2606,9 @@
         <w:br/>
         <w:t>POs SOR mee Mame Pipe orth (a * ~{00°00¢'S)</w:t>
         <w:br/>
-        <w:t>1 ‏نيياج رسج جام جو‎ heen ‏جيجه تسم اج‎ ew ‏لبتم‎ (ret ‏م‎ + 7100 097</w:t>
-        <w:br/>
-        <w:t>ees ‏0ج( ] )جد‎ mei oD ‏جب عمس‎ mete ‏0000م وو ج-سبة‎</w:t>
+        <w:t>097 7100 + ‎م‏ ret) ‎متبل‏ ew ‎جا مست هجيج‏ heen ‎وج ماج جسر جايين‏ 1</w:t>
+        <w:br/>
+        <w:t>‎ةبس-ج وو م0000‏ mete ‎سمع بج‏ oD mei ‎دج( [ )ج0‏ ees</w:t>
         <w:br/>
         <w:t>‏وك مب تسر‎ SES Re ‏ص وي يبب‎ LOIPL-PEVLIPOISL very « “ISL PSS</w:t>
         <w:br/>
@@ -2815,7 +2815,7 @@
         <w:br/>
         <w:t>RI RT PE EDEN ‏امومعو‎</w:t>
         <w:br/>
-        <w:t>‎: 0 ‏ال ا‎</w:t>
+        <w:t>‎ا لا‏ 0 :‎</w:t>
       </w:r>
     </w:p>
     <w:p>
@@ -2832,11 +2832,11 @@
         <w:br/>
         <w:t>‏شركة ذات مسئولية محدودة</w:t>
         <w:br/>
-        <w:t>رأس المال المدقوع ‎70,660,6٠٠‏ ريال سعودي</w:t>
+        <w:t>يدوعس لاير ‏6٠٠,660,70‎ عوقدملا لاملا سأر</w:t>
         <w:br/>
         <w:t>سرت : ‎be Peed‏</w:t>
         <w:br/>
-        <w:t>جدة - ‎ASL‏ العربية السعودية</w:t>
+        <w:t>ةيدوعسلا ةيبرعلا ‏ASL‎ - ةدج</w:t>
       </w:r>
     </w:p>
     <w:p>
@@ -2881,7 +2881,7 @@
         </w:rPr>
         <w:t>التاريخ 1434/05/29 ه</w:t>
         <w:br/>
-        <w:t>المسوافق : 2013/04/10 م</w:t>
+        <w:t>م 2013/04/10 : قفاوسملا</w:t>
       </w:r>
     </w:p>
     <w:p>
@@ -2894,9 +2894,9 @@
           <w:b w:val="0"/>
           <w:i w:val="0"/>
         </w:rPr>
-        <w:t>سعادة الشيسخ ‎Ff‏ سا مة أحمسسد زينى .</w:t>
-        <w:br/>
-        <w:t>الموقر</w:t>
+        <w:t>. ىنيز دسسمحأ ةم اس ‏Ff‎ خسيشلا ةداعس</w:t>
+        <w:br/>
+        <w:t>رقوملا</w:t>
       </w:r>
     </w:p>
     <w:p>
@@ -2919,7 +2919,7 @@
         <w:br/>
         <w:t>هلله لاغير .</w:t>
         <w:br/>
-        <w:t>مع المستتدات الأصلية .</w:t>
+        <w:t>. ةيلصألا تادتتسملا عم</w:t>
       </w:r>
     </w:p>
     <w:p>
@@ -2932,7 +2932,7 @@
           <w:b w:val="0"/>
           <w:i w:val="0"/>
         </w:rPr>
-        <w:t>نرجو التكرم بتعميد الإدارة المالية لأصدار شيك لحسابنا للتسديد</w:t>
+        <w:t>ديدستلل انباسحل كيش رادصأل ةيلاملا ةرادإلا ديمعتب مركتلا وجرن</w:t>
       </w:r>
     </w:p>
     <w:p>
@@ -2945,7 +2945,7 @@
           <w:b w:val="0"/>
           <w:i w:val="0"/>
         </w:rPr>
-        <w:t>وأستعاضة المصروفات الشهرية للمزرعة .</w:t>
+        <w:t>. ةعرزملل ةيرهشلا تافورصملا ةضاعتسأو</w:t>
       </w:r>
     </w:p>
     <w:p>
@@ -2986,7 +2986,7 @@
         </w:rPr>
         <w:t>‎Se ‏ا‎</w:t>
         <w:br/>
-        <w:t>‎"89451١91١60 ‏فاكس ؛‎ - 0١5 (+) 75 OMENAYY — OMENS Ys ‏هاتف‎ - TVA ‏المزرعة ؛ ص.ب + 555 - الجموم‎</w:t>
+        <w:t>‎مومجلا - 555 + ب.ص ؛ ةعرزملا‏ TVA - ‎فتاه‏ Ys OMENS — OMENAYY 75 (+) 0١5 - ‎؛ سكاف‏ 89451١91١60"‎</w:t>
         <w:br/>
         <w:t>6. Box : 269 - Al-Jumoom 21926 - Tel. : 00966 (0) 2 5941907 / 5941923 - Fax: 00966 (0) 2 5941915</w:t>
       </w:r>
@@ -3031,7 +3031,7 @@
           <w:b w:val="0"/>
           <w:i w:val="0"/>
         </w:rPr>
-        <w:t>‎1 info@wadifatimahpoultry.com ‏يريد الكتروني د‎ - Website : www.wadifatimahpoultry.com</w:t>
+        <w:t>www.wadifatimahpoultry.com : Website - ‎د ينورتكلا ديري‏ info@wadifatimahpoultry.com 1‎</w:t>
       </w:r>
     </w:p>
     <w:p>
@@ -3372,7 +3372,7 @@
           <w:b w:val="0"/>
           <w:i w:val="0"/>
         </w:rPr>
-        <w:t>ts ore(L) ‏تعمج وو‎ oD ‏كسس ون كمس‎ e-O6EL</w:t>
+        <w:t>e-O6EL ‎سمك نو سسك‏ oD ‎وو جمعت‏ (L)ore ts</w:t>
       </w:r>
     </w:p>
     <w:p>
@@ -3701,7 +3701,7 @@
           <w:b w:val="0"/>
           <w:i w:val="0"/>
         </w:rPr>
-        <w:t>شركة مزرعة ‎galgall dolls gly‏ المحدودة</w:t>
+        <w:t>ةدودحملا ‏gly dolls galgall‎ ةعرزم ةكرش</w:t>
         <w:br/>
         <w:t>شركة ذات مسئولية محدودة</w:t>
         <w:br/>
@@ -3709,7 +3709,7 @@
         <w:br/>
         <w:t>سرت 5 ‎bee AVON‏</w:t>
         <w:br/>
-        <w:t>جدة - المملكة العربية السعودية</w:t>
+        <w:t>ةيدوعسلا ةيبرعلا ةكلمملا - ةدج</w:t>
       </w:r>
     </w:p>
     <w:p>
@@ -3724,7 +3724,7 @@
         </w:rPr>
         <w:t>التاريخ 1434/04/02 ه</w:t>
         <w:br/>
-        <w:t>الموافق : 2013/02/12 م</w:t>
+        <w:t>م 2013/02/12 : قفاوملا</w:t>
       </w:r>
     </w:p>
     <w:p>
@@ -3739,7 +3739,7 @@
         </w:rPr>
         <w:t>سعادة الشيخ / | سا مة أحمد زينى.</w:t>
         <w:br/>
-        <w:t>الموقفر</w:t>
+        <w:t>رفقوملا</w:t>
       </w:r>
     </w:p>
     <w:p>
@@ -3775,7 +3775,7 @@
         <w:br/>
         <w:t>مع المستندات الأصلية .</w:t>
         <w:br/>
-        <w:t>نرجو التكرم بتعميد الإدارة المالية لأصدار شيك لحسابنا للتتسديد</w:t>
+        <w:t>ديدستتلل انباسحل كيش رادصأل ةيلاملا ةرادإلا ديمعتب مركتلا وجرن</w:t>
         <w:br/>
         <w:t>اتات لمر رات ‎Se)‏ 5 6</w:t>
       </w:r>
@@ -3861,11 +3861,11 @@
         </w:rPr>
         <w:t>ee</w:t>
         <w:br/>
-        <w:t>PHAVT (+) VY 5951411١91١١ . ‏فاكس‎ - ٠.٠.955 (+) ” 5495191 - 54519١1 . ‏هاتف‎ - 5١975 ‏المزرعة . ص.ب : 59" - الجموم‎</w:t>
+        <w:t>‎مومجلا - "59 : ب.ص . ةعرزملا‏ 5١975 - ‎فتاه‏ . 54519١1 - 5495191 ” (+) ٠.٠.955 - ‎سكاف‏ . 5951411١91١١ VY (+) PHAVT</w:t>
         <w:br/>
         <w:t>Farm - P.O. Box : 269 - Al-Jumoom 21926 - Tel. : 00966 (0) 2 5941907 / 5941923 - Fax: 00966 (0) 2 5941915</w:t>
         <w:br/>
-        <w:t>E-mail : info@wadifatimahpoultry.com : ‏يريد الكتروني‎ - Website : www.wadifatimahpoultry.com</w:t>
+        <w:t>www.wadifatimahpoultry.com : Website - ‎ينورتكلا ديري‏ : info@wadifatimahpoultry.com : E-mail</w:t>
       </w:r>
     </w:p>
     <w:p>
@@ -3923,7 +3923,7 @@
           <w:b w:val="0"/>
           <w:i w:val="0"/>
         </w:rPr>
-        <w:t>بيان القيد: ‎na‏ لسع ‎meen‏ ا ‎shee‏ الصفحة: 1</w:t>
+        <w:t>1 :ةحفصلا ‏shee‎ ا ‏meen‎ عسل ‏na‎ :ديقلا نايب</w:t>
       </w:r>
     </w:p>
     <w:p>
@@ -3936,7 +3936,7 @@
           <w:b w:val="0"/>
           <w:i w:val="0"/>
         </w:rPr>
-        <w:t>ogee cS ‏ل اميه‎ ee</w:t>
+        <w:t>ee ‎هيما ل‏ cS ogee</w:t>
         <w:br/>
         <w:t>‏أشركة مزرعة وادي فاطمة المنصرف على مزرعة الشيخ/احمد زينى‎ ٠ ‏ا نا‎</w:t>
       </w:r>
@@ -3959,7 +3959,7 @@
         <w:br/>
         <w:t>‏حساب شهر فبراير 2013م 2013 , ‎٠ [FEBRUARY‏</w:t>
         <w:br/>
-        <w:t>2 البيان</w:t>
+        <w:t>نايبلا 2</w:t>
       </w:r>
     </w:p>
     <w:p>
@@ -3985,7 +3985,7 @@
           <w:b w:val="0"/>
           <w:i w:val="0"/>
         </w:rPr>
-        <w:t>راتب دإ/بشار عمر أستشارى الأغنام عن شهر ينايس 2013 م .</w:t>
+        <w:t>. م 2013 سياني رهش نع مانغألا ىراشتسأ رمع راشب/إد بتار</w:t>
       </w:r>
     </w:p>
     <w:p>
@@ -3998,7 +3998,7 @@
           <w:b w:val="0"/>
           <w:i w:val="0"/>
         </w:rPr>
-        <w:t>‎Jay‏ وقت أضافى لعمالة البستان عن شهريناير 2013 م.</w:t>
+        <w:t>.م 2013 ريانيرهش نع ناتسبلا ةلامعل ىفاضأ تقو ‏Jay‎</w:t>
       </w:r>
     </w:p>
     <w:p>
@@ -4011,7 +4011,7 @@
           <w:b w:val="0"/>
           <w:i w:val="0"/>
         </w:rPr>
-        <w:t>‏شراء عدد(1) طن شعير من مصنع أعلاف الواجن ف/1991</w:t>
+        <w:t>/1991ف نجاولا فالعأ عنصم نم ريعش نط (1)ددع ءارش‏</w:t>
       </w:r>
     </w:p>
     <w:p>
@@ -4065,7 +4065,7 @@
           <w:b w:val="0"/>
           <w:i w:val="0"/>
         </w:rPr>
-        <w:t>‏بدل وقت أضافى للسيد رنا شابير عن رحلته لتوصيل الخضار والحليب من الوادى .</w:t>
+        <w:t>. ىداولا نم بيلحلاو راضخلا ليصوتل هتلحر نع ريباش انر ديسلل ىفاضأ تقو لدب‏</w:t>
       </w:r>
     </w:p>
     <w:p>
@@ -4078,7 +4078,7 @@
           <w:b w:val="0"/>
           <w:i w:val="0"/>
         </w:rPr>
-        <w:t>‏محروقات السيد رنا شبير من بترول خلال رحلته من والى الوادى .</w:t>
+        <w:t>. ىداولا ىلاو نم هتلحر لالخ لورتب نم ريبش انر ديسلا تاقورحم‏</w:t>
       </w:r>
     </w:p>
     <w:p>
@@ -4091,7 +4091,7 @@
           <w:b w:val="0"/>
           <w:i w:val="0"/>
         </w:rPr>
-        <w:t>‏- #019519/ال أمحروقات البستان من بترول خلال شهرفبراير 2013م .</w:t>
+        <w:t>. م2013 رياربفرهش لالخ لورتب نم ناتسبلا تاقورحمأ لا019519/# -‏</w:t>
       </w:r>
     </w:p>
     <w:p>
@@ -4104,7 +4104,7 @@
           <w:b w:val="0"/>
           <w:i w:val="0"/>
         </w:rPr>
-        <w:t>‏28.02.2013 - |مسحوبات البستان من قطع غيار الدواجن خلال شهر فبراير 2013 م .</w:t>
+        <w:t>. م 2013 رياربف رهش لالخ نجاودلا رايغ عطق نم ناتسبلا تابوحسم| - 28.02.2013‏</w:t>
       </w:r>
     </w:p>
     <w:p>
@@ -4151,7 +4151,7 @@
         </w:rPr>
         <w:t>شركة ذات مسنولية محدودة</w:t>
         <w:br/>
-        <w:t>رأس المال المدفوع ‎70,200..٠١‏ ريال سعودي</w:t>
+        <w:t>يدوعس لاير ‏200..٠١,70‎ عوفدملا لاملا سأر</w:t>
         <w:br/>
         <w:t>سرت : ‎Gee VAY‏</w:t>
       </w:r>
@@ -4166,13 +4166,13 @@
           <w:b w:val="0"/>
           <w:i w:val="0"/>
         </w:rPr>
-        <w:t>جدة - المملكة العربية السعودية . ‎Saudi Arabia‏ -</w:t>
+        <w:t>- ‏Arabia Saudi‎ . ةيدوعسلا ةيبرعلا ةكلمملا - ةدج</w:t>
         <w:br/>
         <w:t>التاريخ 1434/04/28 —</w:t>
         <w:br/>
-        <w:t>الموافق : 2013/03/10 م</w:t>
-        <w:br/>
-        <w:t>الموقر</w:t>
+        <w:t>م 2013/03/10 : قفاوملا</w:t>
+        <w:br/>
+        <w:t>رقوملا</w:t>
         <w:br/>
         <w:t>تحية طيبة وبعد: ع</w:t>
       </w:r>
@@ -4195,9 +4195,9 @@
         <w:br/>
         <w:t>مع المستندات الأصلية .</w:t>
         <w:br/>
-        <w:t>نرجو التكرم بتعميد الإدارة المالية لأصدار شيك لحسابنا للتسديد</w:t>
-        <w:br/>
-        <w:t>وأستعاضة المص روفات الشهرية للمزرعسة .</w:t>
+        <w:t>ديدستلل انباسحل كيش رادصأل ةيلاملا ةرادإلا ديمعتب مركتلا وجرن</w:t>
+        <w:br/>
+        <w:t>. ةسعرزملل ةيرهشلا تافور صملا ةضاعتسأو</w:t>
       </w:r>
     </w:p>
     <w:p>
@@ -4270,11 +4270,11 @@
         </w:rPr>
         <w:t>eee</w:t>
         <w:br/>
-        <w:t>5١١ : ‏فاكس‎ - ATT (+) 5 OMEVA TY — OMENAEV ‏هاتضا,‎ - 57١97 ‏المزرعة . ص.ب + 159 - الجموم‎</w:t>
+        <w:t>‎مومجلا - 159 + ب.ص . ةعرزملا‏ 57١97 - ‎,اضتاه‏ OMENAEV — TY OMEVA 5 (+) ATT - ‎سكاف‏ : 5١١</w:t>
         <w:br/>
         <w:t>: 269 - Al-Jumoom 21926 - Tel. : 00966 (0) 2 5941907 / 5941923 - Fax: 00966 (0) 2 5941915</w:t>
         <w:br/>
-        <w:t>wadifatimahpoultry.com : ‏يريد الكتروتي‎ - Website : www.wadifatimahpoultry.com</w:t>
+        <w:t>www.wadifatimahpoultry.com : Website - ‎يتورتكلا ديري‏ : wadifatimahpoultry.com</w:t>
       </w:r>
     </w:p>
     <w:p>
@@ -4332,7 +4332,7 @@
           <w:b w:val="0"/>
           <w:i w:val="0"/>
         </w:rPr>
-        <w:t>بيسان القيد: المنصرف على مزرعة ‎dante Ot‏ زينى بالوادى عن شهر فبراير ‎٠٠١١7‏ بواسطة مزرعة الدواجن الصفحة: 4</w:t>
+        <w:t>4 :ةحفصلا نجاودلا ةعرزم ةطساوب ‏٠٠١١7‎ رياربف رهش نع ىداولاب ىنيز ‏Ot dante‎ ةعرزم ىلع فرصنملا :ديقلا ناسيب</w:t>
       </w:r>
     </w:p>
     <w:p>
@@ -4345,7 +4345,7 @@
           <w:b w:val="0"/>
           <w:i w:val="0"/>
         </w:rPr>
-        <w:t>الدائن رقم الحساب] اسم الحساب</w:t>
+        <w:t>باسحلا مسا [باسحلا مقر نئادلا</w:t>
         <w:br/>
         <w:t>65 أشركة اسامه احمد زيني المنصرف على مزرعة ش٠‏ احمد زينى بالوادى</w:t>
       </w:r>

--- a/zaini_case_audit_output/outputs/word/documents/124_مزرعة الوادي 1434 (zip).docx
+++ b/zaini_case_audit_output/outputs/word/documents/124_مزرعة الوادي 1434 (zip).docx
@@ -591,7 +591,7 @@
         <w:br/>
         <w:t>‎a Cee CeCe‏</w:t>
         <w:br/>
-        <w:t>ةيدوعسلا ةيبرعلا ةكلملا - ةدج</w:t>
+        <w:t>جدة - الملكة العربية السعودية</w:t>
       </w:r>
     </w:p>
     <w:p>
@@ -1093,7 +1093,7 @@
         <w:br/>
         <w:t>سرت :1451241 ‎fee‏</w:t>
         <w:br/>
-        <w:t>ةيدوعسلا ةيبرعلا ةكلمملا - ةدج‏</w:t>
+        <w:t>‏جدة - المملكة العربية السعودية</w:t>
       </w:r>
     </w:p>
     <w:p>
@@ -1724,7 +1724,7 @@
         <w:br/>
         <w:t>سرت ‎bee AV A‏</w:t>
         <w:br/>
-        <w:t>ةيدوعسلا ةيبرعلا ‏ASL‎ - ةدج</w:t>
+        <w:t>جدة - ‎ASL‏ العربية السعودية</w:t>
       </w:r>
     </w:p>
     <w:p>
@@ -2256,7 +2256,7 @@
         <w:br/>
         <w:t>سرت : 420821915251</w:t>
         <w:br/>
-        <w:t>ةيدوعسلا ةيبرعلا ةكلمملا - ةدج</w:t>
+        <w:t>جدة - المملكة العربية السعودية</w:t>
       </w:r>
     </w:p>
     <w:p>
@@ -2836,7 +2836,7 @@
         <w:br/>
         <w:t>سرت : ‎be Peed‏</w:t>
         <w:br/>
-        <w:t>ةيدوعسلا ةيبرعلا ‏ASL‎ - ةدج</w:t>
+        <w:t>جدة - ‎ASL‏ العربية السعودية</w:t>
       </w:r>
     </w:p>
     <w:p>
@@ -3626,7 +3626,7 @@
           <w:b w:val="0"/>
           <w:i w:val="0"/>
         </w:rPr>
-        <w:t>‎se ‏لوسر بت‎ IE 0</w:t>
+        <w:t>0 IE ‎تب رسول‏ se‎</w:t>
       </w:r>
     </w:p>
     <w:p>
@@ -3709,7 +3709,7 @@
         <w:br/>
         <w:t>سرت 5 ‎bee AVON‏</w:t>
         <w:br/>
-        <w:t>ةيدوعسلا ةيبرعلا ةكلمملا - ةدج</w:t>
+        <w:t>جدة - المملكة العربية السعودية</w:t>
       </w:r>
     </w:p>
     <w:p>
@@ -4166,7 +4166,7 @@
           <w:b w:val="0"/>
           <w:i w:val="0"/>
         </w:rPr>
-        <w:t>- ‏Arabia Saudi‎ . ةيدوعسلا ةيبرعلا ةكلمملا - ةدج</w:t>
+        <w:t>جدة - المملكة العربية السعودية . ‎Saudi Arabia‏ -</w:t>
         <w:br/>
         <w:t>التاريخ 1434/04/28 —</w:t>
         <w:br/>

--- a/zaini_case_audit_output/outputs/word/documents/124_مزرعة الوادي 1434 (zip).docx
+++ b/zaini_case_audit_output/outputs/word/documents/124_مزرعة الوادي 1434 (zip).docx
@@ -1123,7 +1123,7 @@
         </w:rPr>
         <w:t>. . ىنيز دمحأ ‏Li de‎ أ/ خسيشلا ةداعس</w:t>
         <w:br/>
-        <w:t>© رقوملا</w:t>
+        <w:t>الموقر ©</w:t>
         <w:br/>
         <w:t>تحية طيبة وبعد:</w:t>
       </w:r>
@@ -1140,7 +1140,7 @@
         </w:rPr>
         <w:t>مرفق لسعادتكم طيه كش وف الحسابات لمصروقفات كلا من</w:t>
         <w:br/>
-        <w:t>م2013 ويلوي رهش نع يداولاب اليفلا و ‏FLY‎ عورشمو ناتسبلا</w:t>
+        <w:t>البستان ومشروع ‎FLY‏ و الفيلا بالوادي عن شهر يوليو 2013م</w:t>
         <w:br/>
         <w:t>سبلغ و قدره (97,815.99) سبعة و تسعون ألفاو ثمانمائة و خمسة</w:t>
         <w:br/>
@@ -2896,7 +2896,7 @@
         </w:rPr>
         <w:t>. ىنيز دسسمحأ ةم اس ‏Ff‎ خسيشلا ةداعس</w:t>
         <w:br/>
-        <w:t>رقوملا</w:t>
+        <w:t>الموقر</w:t>
       </w:r>
     </w:p>
     <w:p>
@@ -4172,7 +4172,7 @@
         <w:br/>
         <w:t>م 2013/03/10 : قفاوملا</w:t>
         <w:br/>
-        <w:t>رقوملا</w:t>
+        <w:t>الموقر</w:t>
         <w:br/>
         <w:t>تحية طيبة وبعد: ع</w:t>
       </w:r>

--- a/zaini_case_audit_output/outputs/word/documents/124_مزرعة الوادي 1434 (zip).docx
+++ b/zaini_case_audit_output/outputs/word/documents/124_مزرعة الوادي 1434 (zip).docx
@@ -78,7 +78,7 @@
           <w:b w:val="0"/>
           <w:i w:val="0"/>
         </w:rPr>
-        <w:t>[zip :ةقيرط - 7 :ةيلخادلا تافلملا ددع - 1Vw469zD1e5Q9KUlUjRAO4x6m2oB1qqMM.zip فيشرأ]</w:t>
+        <w:t>[أرشيف 1Vw469zD1e5Q9KUlUjRAO4x6m2oB1qqMM.zip - عدد الملفات الداخلية: 7 - طريقة: zip]</w:t>
       </w:r>
     </w:p>
     <w:p>
@@ -350,7 +350,7 @@
           <w:b w:val="0"/>
           <w:i w:val="0"/>
         </w:rPr>
-        <w:t>‎جا جلا‏ AE PO FKP ieee ?on) wary AICI</w:t>
+        <w:t>AICI wary (on? ieee FKP PO AE ‏الج اج‎</w:t>
       </w:r>
     </w:p>
     <w:p>
@@ -587,7 +587,7 @@
         <w:br/>
         <w:t>شركة ذات مسئولية محدودة</w:t>
         <w:br/>
-        <w:t>يدوعس لاير ‏0٠٠,000,20‎ عوفدملا لاملا سأر</w:t>
+        <w:t>رأس المال المدفوع ‎20,000,0٠٠‏ ريال سعودي</w:t>
         <w:br/>
         <w:t>‎a Cee CeCe‏</w:t>
         <w:br/>
@@ -606,7 +606,7 @@
         </w:rPr>
         <w:t>التاريخ 1434/07/27 ه</w:t>
         <w:br/>
-        <w:t>‏a‎ 2013/06/06 : قفاوملا</w:t>
+        <w:t>الموافق : 2013/06/06 ‎a‏</w:t>
       </w:r>
     </w:p>
     <w:p>
@@ -632,7 +632,7 @@
           <w:b w:val="0"/>
           <w:i w:val="0"/>
         </w:rPr>
-        <w:t>رقكوملا</w:t>
+        <w:t>الموكقر</w:t>
       </w:r>
     </w:p>
     <w:p>
@@ -688,9 +688,9 @@
           <w:b w:val="0"/>
           <w:i w:val="0"/>
         </w:rPr>
-        <w:t>ديدستلل انباسحل كيش رادصأل ةيلاملا ةرادإلا ديمعتب ‏Sil ap‎ وجرن</w:t>
-        <w:br/>
-        <w:t>.ةعرزملل ةيرهشلا تافورصملا ةضاعتسأو</w:t>
+        <w:t>نرجو ‎ap Sil‏ بتعميد الإدارة المالية لأصدار شيك لحسابنا للتسديد</w:t>
+        <w:br/>
+        <w:t>وأستعاضة المصروفات الشهرية للمزرعة.</w:t>
       </w:r>
     </w:p>
     <w:p>
@@ -716,7 +716,7 @@
           <w:b w:val="0"/>
           <w:i w:val="0"/>
         </w:rPr>
-        <w:t>‎مومجلا - :559 ب'‏ 5١9175 - ‎فتاه‏ OV: OMENA ~ OMEVAYT ‎(:)؟‏ VAAN - ‎سكاف‏ ,544١91١8 YT (SAAN</w:t>
+        <w:t>SAAN) YT 544١91١8, ‏فاكس‎ - VAAN ‏؟(:)‎ OMEVAYT ~ OMENA OV: ‏هاتف‎ - 5١9175 ‏'ب :559 - الجموم‎</w:t>
       </w:r>
     </w:p>
     <w:p>
@@ -774,7 +774,7 @@
           <w:b w:val="0"/>
           <w:i w:val="0"/>
         </w:rPr>
-        <w:t>0 :ةحفصلا نجاودلا ةعرزم ةطساوب ‏gle VY He‎ رهش نع ىداولاب ىتيز دمحا ‏Gt‎ ةعرزم ىلع فرصنملا :ديقلا نايب</w:t>
+        <w:t>بيان القيد: المنصرف على مزرعة ‎Gt‏ احمد زيتى بالوادى عن شهر ‎He VY gle‏ بواسطة مزرعة الدواجن الصفحة: 0</w:t>
         <w:br/>
         <w:t>‎"ull‏ الدائن رقم الحساب 1 ملاحظات</w:t>
       </w:r>
@@ -815,7 +815,7 @@
           <w:b w:val="0"/>
           <w:i w:val="0"/>
         </w:rPr>
-        <w:t>ماعلا ريدملا‏</w:t>
+        <w:t>‏المدير العام</w:t>
       </w:r>
     </w:p>
     <w:p>
@@ -919,7 +919,7 @@
           <w:b w:val="0"/>
           <w:i w:val="0"/>
         </w:rPr>
-        <w:t>‎: Aq paaoiddy Aq ‏وباةدلاقم‎ | 1 : Aq 0</w:t>
+        <w:t>0 Aq : 1 | ‎مقالدةابو‏ Aq paaoiddy Aq :‎</w:t>
       </w:r>
     </w:p>
     <w:p>
@@ -953,7 +953,7 @@
         <w:br/>
         <w:t>60SZ JEEO ary (Pen ‏ساون‎ ES SLOT + 00'908'e</w:t>
         <w:br/>
-        <w:t>00006 ?ire ‎مك‏ Rene Perel ‎موسما‏ 9D CRD OAD ED SECS SOSZ</w:t>
+        <w:t>SOSZ SECS ED OAD CRD 9D ‏امسوم‎ Perel Rene ‏كم‎ ire? 00006</w:t>
         <w:br/>
         <w:t>20 POs OAD Kehr HD ‏ص جسم‎ HOGS ‏ج006‎</w:t>
         <w:br/>
@@ -961,7 +961,7 @@
         <w:br/>
         <w:t>ESLEZOR AL [renesy ‏بكيم قر لجسم‎ yet? ‏قبي‎ 9? ieee + ELOZ/ZO/LO ‏ط-‎ 02/9/06 0095|</w:t>
         <w:br/>
-        <w:t>!00:61 ‎جامع‏ EE ‎مابا عوج ميسو يو بج‏ Fehr ‎هك‏ ire ‎تصحو ووك و‏ frye AL #6120</w:t>
+        <w:t>6120# AL frye ‏و كوو وحصت‎ ire ‏كه‎ Fehr ‏جب وي وسيم جوع ابام‎ EE ‏عماج‎ 00:61!</w:t>
         <w:br/>
         <w:t>5064 ‏ووس جيم‎ HO AED ‏رك‎ KD ‏مج‎ oF ‏مقي‎ oD ‏ب‎ ET ‏“لج 0ج‎ 0056</w:t>
         <w:br/>
@@ -973,7 +973,7 @@
         <w:br/>
         <w:t>5029 ‏جد‎ Fer ferme? ‏بسب بج متسس‎ rehire ‏ممم عشب مي‎ ELOZ ” 00°602</w:t>
         <w:br/>
-        <w:t>206950: 12029 eC ED IO AC ‏ريطاوم حم‎ Fie ‏مي مسب‎ ED ‏جلاع‎ ١ 00067</w:t>
+        <w:t>00067 ١ ‎عالج‏ ED ‎بسم يم‏ Fie ‎مح مواطير‏ AC IO ED eC 12029 206950:</w:t>
       </w:r>
     </w:p>
     <w:p>
@@ -1042,7 +1042,7 @@
         </w:rPr>
         <w:t>[صفحة 3 - OCR]</w:t>
         <w:br/>
-        <w:t>ةدودحملا نجاودلل ةمطاق يدآو ةعوزم ةكرش</w:t>
+        <w:t>شركة مزوعة وآدي قاطمة للدواجن المحدودة</w:t>
       </w:r>
     </w:p>
     <w:p>
@@ -1089,7 +1089,7 @@
           <w:b w:val="0"/>
           <w:i w:val="0"/>
         </w:rPr>
-        <w:t>يدوعس لاير ‏؟.20,.6٠8,٠٠0 عوفدملا لاملا سأر</w:t>
+        <w:t>رأس المال المدفوع ٠٠0,.6٠8,.20؟‏ ريال سعودي</w:t>
         <w:br/>
         <w:t>سرت :1451241 ‎fee‏</w:t>
         <w:br/>
@@ -1108,7 +1108,7 @@
         </w:rPr>
         <w:t>التاريخ : 1434/10/08 ه</w:t>
         <w:br/>
-        <w:t>م 2013/08/15 : قفاوملا</w:t>
+        <w:t>الموافق : 2013/08/15 م</w:t>
       </w:r>
     </w:p>
     <w:p>
@@ -1121,7 +1121,7 @@
           <w:b w:val="0"/>
           <w:i w:val="0"/>
         </w:rPr>
-        <w:t>. . ىنيز دمحأ ‏Li de‎ أ/ خسيشلا ةداعس</w:t>
+        <w:t>سعادة الشيسخ /أ ‎de Li‏ أحمد زينى . .</w:t>
         <w:br/>
         <w:t>الموقر ©</w:t>
         <w:br/>
@@ -1159,7 +1159,7 @@
           <w:b w:val="0"/>
           <w:i w:val="0"/>
         </w:rPr>
-        <w:t>ديدستلل انباسحل كيش رادصأل ةيلاملا ةرادإلا ديمعتب مركتلا وجرن</w:t>
+        <w:t>نرجو التكرم بتعميد الإدارة المالية لأصدار شيك لحسابنا للتسديد</w:t>
       </w:r>
     </w:p>
     <w:p>
@@ -1172,7 +1172,7 @@
           <w:b w:val="0"/>
           <w:i w:val="0"/>
         </w:rPr>
-        <w:t>. ةعرزسملل ةيرهشلا تافور صملا ةضاعتسأو</w:t>
+        <w:t>وأستعاضة المص روفات الشهرية للمسزرعة .</w:t>
       </w:r>
     </w:p>
     <w:p>
@@ -1284,7 +1284,7 @@
           <w:b w:val="0"/>
           <w:i w:val="0"/>
         </w:rPr>
-        <w:t>‏١‎ :ةحفصلا نجاودلا ةعرزم ةطساوب ‏gallos TV‎ رهش نع مانغالا عورشمو ةعرزملا ىلع فرصنملا :ديقلا نايب</w:t>
+        <w:t>بيان القيد: المنصرف على المزرعة ومشروع الاغنام عن شهر ‎TV gallos‏ بواسطة مزرعة الدواجن الصفحة: ‎١‏</w:t>
       </w:r>
     </w:p>
     <w:p>
@@ -1325,7 +1325,7 @@
           <w:b w:val="0"/>
           <w:i w:val="0"/>
         </w:rPr>
-        <w:t>بساحملا</w:t>
+        <w:t>المحاسب</w:t>
         <w:br/>
         <w:t>لكه</w:t>
       </w:r>
@@ -1340,7 +1340,7 @@
           <w:b w:val="0"/>
           <w:i w:val="0"/>
         </w:rPr>
-        <w:t>ماعلا ريدملا</w:t>
+        <w:t>المدير العام</w:t>
       </w:r>
     </w:p>
     <w:p>
@@ -1357,7 +1357,7 @@
         <w:br/>
         <w:t>[صفحة 1 - OCR]</w:t>
         <w:br/>
-        <w:t>ماهم هللا</w:t>
+        <w:t>الله مهام</w:t>
       </w:r>
     </w:p>
     <w:p>
@@ -1716,11 +1716,11 @@
           <w:b w:val="0"/>
           <w:i w:val="0"/>
         </w:rPr>
-        <w:t>ةدودحملا نجاودلل ةمطاق يدأو ةعوزم ةكرش</w:t>
+        <w:t>شركة مزوعة وأدي قاطمة للدواجن المحدودة</w:t>
         <w:br/>
         <w:t>شركة ذات مسئولية محدودة</w:t>
         <w:br/>
-        <w:t>يدوعس لاير ‏eee es ,TO‎ عوفدملا لاملا سأر</w:t>
+        <w:t>رأس المال المدفوع ‎TO, es eee‏ ريال سعودي</w:t>
         <w:br/>
         <w:t>سرت ‎bee AV A‏</w:t>
         <w:br/>
@@ -1739,7 +1739,7 @@
         </w:rPr>
         <w:t>التاريخ 4143/01/26 ه</w:t>
         <w:br/>
-        <w:t>‏ve‎ م 2012/12/10 : قفاوملا</w:t>
+        <w:t>الموافق : 2012/12/10 م ‎ve‏</w:t>
       </w:r>
     </w:p>
     <w:p>
@@ -1778,7 +1778,7 @@
           <w:b w:val="0"/>
           <w:i w:val="0"/>
         </w:rPr>
-        <w:t>رلقوملا</w:t>
+        <w:t>الموقلر</w:t>
         <w:br/>
         <w:t>تحية طيبة وبعد: 6</w:t>
       </w:r>
@@ -1799,7 +1799,7 @@
         <w:br/>
         <w:t>الفا ومنتان وأربعة وخمسون ريالاو عشر هللات ‎EY‏ ملع</w:t>
         <w:br/>
-        <w:t>مانغغألاو هفلتخملا اهعاونأب رومتلا نم تاعيبملا اذكو -ةيلصألا تادنتسملا</w:t>
+        <w:t>المستندات الأصلية- وكذا المبيعات من التمور بأنواعها المختلفه والأغغنام</w:t>
         <w:br/>
         <w:t>‎Like‏ وقدره )21,342( واحد وعشرون الفا وتلاثمائقة وأثنان وأربعون</w:t>
         <w:br/>
@@ -1816,7 +1816,7 @@
           <w:b w:val="0"/>
           <w:i w:val="0"/>
         </w:rPr>
-        <w:t>ديدستلل انباسحل كيش رادصأل ةيلاملا ةرادإلا ديمعتب مركتلا وجرن</w:t>
+        <w:t>نرجو التكرم بتعميد الإدارة المالية لأصدار شيك لحسابنا للتسديد</w:t>
       </w:r>
     </w:p>
     <w:p>
@@ -1829,7 +1829,7 @@
           <w:b w:val="0"/>
           <w:i w:val="0"/>
         </w:rPr>
-        <w:t>.ةعرزملل ةيرهشلا تافورصملا ةضاعتلسأو</w:t>
+        <w:t>وأسلتعاضة المصروفات الشهرية للمزرعة.</w:t>
       </w:r>
     </w:p>
     <w:p>
@@ -1842,7 +1842,7 @@
           <w:b w:val="0"/>
           <w:i w:val="0"/>
         </w:rPr>
-        <w:t>6 « « 6( ريدقتلا و ةبحتلا ‏ds cfg‎ اولضفت و</w:t>
+        <w:t>و تفضلوا ‎cfg ds‏ التحبة و التقدير )6 » » 6</w:t>
       </w:r>
     </w:p>
     <w:p>
@@ -1870,7 +1870,7 @@
         </w:rPr>
         <w:t>A a ‏|/1آأتتت مل سس‎</w:t>
         <w:br/>
-        <w:t>‎مومجلا - 505 + ب.ص 1 ةمعرزملا‏ 55 — Cola Vs O8fNA — OMENATY VY 20) ٠.45 ‎؟ 59419516 سكاف‏ (+) sat</w:t>
+        <w:t>sat (+) ‏فاكس 59419516 ؟‎ ٠.45 (20 VY OMENATY — O8fNA Vs Cola — 55 ‏المزرعمة 1 ص.ب + 505 - الجموم‎</w:t>
         <w:br/>
         <w:t>Farm - P.O. Box : 269 - Al-Jumoom 21926 - Tel. : 00966 (0) 2 5941907 / 5941923 - Fax: 00966 (0) 2 5941915</w:t>
         <w:br/>
@@ -1932,7 +1932,7 @@
           <w:b w:val="0"/>
           <w:i w:val="0"/>
         </w:rPr>
-        <w:t>\ :ةحفصلا نجاودلا ةعرزم ةطساوب ‏٠١1١‎ ؟ربمفون رهش نع ىداولاب ىنيز دمحا ةعرزم ىلع فرصنملا :ديقلا نايب</w:t>
+        <w:t>بيان القيد: المنصرف على مزرعة احمد زينى بالوادى عن شهر نوفمبر؟ ‎٠١1١‏ بواسطة مزرعة الدواجن الصفحة: \</w:t>
       </w:r>
     </w:p>
     <w:p>
@@ -1958,7 +1958,7 @@
           <w:b w:val="0"/>
           <w:i w:val="0"/>
         </w:rPr>
-        <w:t>نع ىداولاب ىنيز ‏anal‎ ةعرزم ىلع فرصنملا ةعرزملا تافورصمأ ‏٠44‎ محلا</w:t>
+        <w:t>الحم ‎٠44‏ أمصروفات المزرعة المنصرف على مزرعة ‎anal‏ زينى بالوادى عن</w:t>
         <w:br/>
         <w:t>حكن يك نالا شركة مزرعة وادي فاطمة المنصرف على مزرعة احمد زينى بالوادى عن</w:t>
       </w:r>
@@ -1986,7 +1986,7 @@
           <w:b w:val="0"/>
           <w:i w:val="0"/>
         </w:rPr>
-        <w:t>دملا</w:t>
+        <w:t>المد</w:t>
       </w:r>
     </w:p>
     <w:p>
@@ -2016,7 +2016,7 @@
           <w:b w:val="0"/>
           <w:i w:val="0"/>
         </w:rPr>
-        <w:t>‏POS‎ هج( | )جو ‏oD pret‎ لج حر مع نيو ‏* 926 ahs He‎</w:t>
+        <w:t>‎He ahs 926 *‏ وين عم رح جل ‎pret oD‏ وج( | )جه ‎POS‏</w:t>
       </w:r>
     </w:p>
     <w:p>
@@ -2057,7 +2057,7 @@
           <w:b w:val="0"/>
           <w:i w:val="0"/>
         </w:rPr>
-        <w:t>7/9820 ‎مصب‏ er ogame Cyrene ‎ماتحب‏ Ps‎</w:t>
+        <w:t>‎Ps ‏بحتام‎ Cyrene ogame er ‏بصم‎ 7/9820</w:t>
       </w:r>
     </w:p>
     <w:p>
@@ -2100,7 +2100,7 @@
         <w:br/>
         <w:t>‏60ج‎ pee? tree Om eC ED ‏ون رسي‎ FP CCP ‏سكم رسجو‎ (eS First</w:t>
         <w:br/>
-        <w:t>POS ‏ا ل عن ضقن‎ wes (oP FYELZO</w:t>
+        <w:t>FYELZO oP) wes ‎نقض نع ل ا‏ POS</w:t>
       </w:r>
     </w:p>
     <w:p>
@@ -2248,11 +2248,11 @@
           <w:b w:val="0"/>
           <w:i w:val="0"/>
         </w:rPr>
-        <w:t>ةدودحملا نجاودلل ةمطاق يدآو ‏de‎ 930 ةكرش</w:t>
+        <w:t>شركة 930 ‎de‏ وآدي قاطمة للدواجن المحدودة</w:t>
         <w:br/>
         <w:t>شركة ذات مسئولية محدودة</w:t>
         <w:br/>
-        <w:t>يدوعس لاير ‏؟..0,٠6٠..9 عوفدملا لاملا سأر</w:t>
+        <w:t>رأس المال المدفوع ٠6٠..9,..0؟‏ ريال سعودي</w:t>
         <w:br/>
         <w:t>سرت : 420821915251</w:t>
         <w:br/>
@@ -2286,7 +2286,7 @@
         </w:rPr>
         <w:t>‏التاريخ 1434/02/26 ه</w:t>
         <w:br/>
-        <w:t>م 2013/01/08 : قفاوملا</w:t>
+        <w:t>الموافق : 2013/01/08 م</w:t>
       </w:r>
     </w:p>
     <w:p>
@@ -2301,7 +2301,7 @@
         </w:rPr>
         <w:t>‏سعادة الشيخ / أ سا مة أحمد زيسنى . 6</w:t>
         <w:br/>
-        <w:t>رسقوملا</w:t>
+        <w:t>الموقسر</w:t>
       </w:r>
     </w:p>
     <w:p>
@@ -2346,9 +2346,9 @@
           <w:b w:val="0"/>
           <w:i w:val="0"/>
         </w:rPr>
-        <w:t>ديدستتلل انباسحل كيش رادصأل ةيلاملا ةرادإلا ديمعتب مركتلا وجرن‏</w:t>
-        <w:br/>
-        <w:t>. ةعرزملل ةيرهشلا تافورسصملا ةضاعتسأو</w:t>
+        <w:t>‏نرجو التكرم بتعميد الإدارة المالية لأصدار شيك لحسابنا للتتسديد</w:t>
+        <w:br/>
+        <w:t>وأستعاضة المصسروفات الشهرية للمزرعة .</w:t>
       </w:r>
     </w:p>
     <w:p>
@@ -2412,7 +2412,7 @@
         </w:rPr>
         <w:t>‏آذآ[ لاا سي</w:t>
         <w:br/>
-        <w:t>‏SANT‎ (15)0 059551916 . سكاش - ‏OMEVATY 5 (+) ATT‎ — هو/119810 , فتاه - ‏7١515‎ مومجلا - 555+ ب.ص . ةعرزملا</w:t>
+        <w:t>المزرعة . ص.ب +555 - الجموم ‎7١515‏ - هاتف , /119810وه — ‎ATT (+) 5 OMEVATY‏ - شاكس . 059551916 0(15) ‎SANT‏</w:t>
         <w:br/>
         <w:t>‎Farm - P.O. Box : 269 - Al-Jumoom 21926 - Tel. : 00966 (0) 2 5941907 / 5941923 - Fax: 00966 (0) 2 5941915‏</w:t>
         <w:br/>
@@ -2476,7 +2476,7 @@
           <w:b w:val="0"/>
           <w:i w:val="0"/>
         </w:rPr>
-        <w:t>‏١‎ :ةحفصلا نجاودلا ةعرزم ةطساوب ‏٠١١7‎ ريمسيد رهش نع ىداولاب ىنيز دمحا ةعرزم ىلع فرصنملا :ديقلا نايب</w:t>
+        <w:t>بيان القيد: المنصرف على مزرعة احمد زينى بالوادى عن شهر ديسمير ‎٠١١7‏ بواسطة مزرعة الدواجن الصفحة: ‎١‏</w:t>
       </w:r>
     </w:p>
     <w:p>
@@ -2590,7 +2590,7 @@
         </w:rPr>
         <w:t>We I BP ‏لمان ومسل موسي بسب جومم عستي‎ ~|98°8E</w:t>
         <w:br/>
-        <w:t>¢9°109“ ١ QZ EL ‎سيم‏ PPC ‎يع معو ببي‏ AED HO ?RT PETES</w:t>
+        <w:t>PETES RT? HO AED ‏يبب وعم عي‎ PPC ‏ميس‎ EL QZ ١ “109°9¢</w:t>
         <w:br/>
         <w:t>BY OI Te? Z 10% Fm omer etd rng ‏لبجم‎ * -100°0¢0'ec</w:t>
         <w:br/>
@@ -2606,9 +2606,9 @@
         <w:br/>
         <w:t>POs SOR mee Mame Pipe orth (a * ~{00°00¢'S)</w:t>
         <w:br/>
-        <w:t>097 7100 + ‎م‏ ret) ‎متبل‏ ew ‎جا مست هجيج‏ heen ‎وج ماج جسر جايين‏ 1</w:t>
-        <w:br/>
-        <w:t>‎ةبس-ج وو م0000‏ mete ‎سمع بج‏ oD mei ‎دج( [ )ج0‏ ees</w:t>
+        <w:t>1 ‏نيياج رسج جام جو‎ heen ‏جيجه تسم اج‎ ew ‏لبتم‎ (ret ‏م‎ + 7100 097</w:t>
+        <w:br/>
+        <w:t>ees ‏0ج( ] )جد‎ mei oD ‏جب عمس‎ mete ‏0000م وو ج-سبة‎</w:t>
         <w:br/>
         <w:t>‏وك مب تسر‎ SES Re ‏ص وي يبب‎ LOIPL-PEVLIPOISL very « “ISL PSS</w:t>
         <w:br/>
@@ -2815,7 +2815,7 @@
         <w:br/>
         <w:t>RI RT PE EDEN ‏امومعو‎</w:t>
         <w:br/>
-        <w:t>‎ا لا‏ 0 :‎</w:t>
+        <w:t>‎: 0 ‏ال ا‎</w:t>
       </w:r>
     </w:p>
     <w:p>
@@ -2832,7 +2832,7 @@
         <w:br/>
         <w:t>‏شركة ذات مسئولية محدودة</w:t>
         <w:br/>
-        <w:t>يدوعس لاير ‏6٠٠,660,70‎ عوقدملا لاملا سأر</w:t>
+        <w:t>رأس المال المدقوع ‎70,660,6٠٠‏ ريال سعودي</w:t>
         <w:br/>
         <w:t>سرت : ‎be Peed‏</w:t>
         <w:br/>
@@ -2881,7 +2881,7 @@
         </w:rPr>
         <w:t>التاريخ 1434/05/29 ه</w:t>
         <w:br/>
-        <w:t>م 2013/04/10 : قفاوسملا</w:t>
+        <w:t>المسوافق : 2013/04/10 م</w:t>
       </w:r>
     </w:p>
     <w:p>
@@ -2894,7 +2894,7 @@
           <w:b w:val="0"/>
           <w:i w:val="0"/>
         </w:rPr>
-        <w:t>. ىنيز دسسمحأ ةم اس ‏Ff‎ خسيشلا ةداعس</w:t>
+        <w:t>سعادة الشيسخ ‎Ff‏ سا مة أحمسسد زينى .</w:t>
         <w:br/>
         <w:t>الموقر</w:t>
       </w:r>
@@ -2913,13 +2913,13 @@
         <w:br/>
         <w:t>مرفق لسعادتكم طيه كشفي حساب المصروفات للبستان و الفيلا</w:t>
         <w:br/>
-        <w:t>بالوادي عن شهر مازس 2013 م بمبلغ و قدره )114,845.15( ‎AH‏</w:t>
+        <w:t>‏AH‎ )845.15,114( هردق و غلبمب م 2013 سزام رهش نع يداولاب</w:t>
         <w:br/>
         <w:t>‏وأربعةعشر الفا وثمانمائة وخمسة وأربعون ريسالا وخمسةعشر</w:t>
         <w:br/>
         <w:t>هلله لاغير .</w:t>
         <w:br/>
-        <w:t>. ةيلصألا تادتتسملا عم</w:t>
+        <w:t>مع المستتدات الأصلية .</w:t>
       </w:r>
     </w:p>
     <w:p>
@@ -2932,7 +2932,7 @@
           <w:b w:val="0"/>
           <w:i w:val="0"/>
         </w:rPr>
-        <w:t>ديدستلل انباسحل كيش رادصأل ةيلاملا ةرادإلا ديمعتب مركتلا وجرن</w:t>
+        <w:t>نرجو التكرم بتعميد الإدارة المالية لأصدار شيك لحسابنا للتسديد</w:t>
       </w:r>
     </w:p>
     <w:p>
@@ -2945,7 +2945,7 @@
           <w:b w:val="0"/>
           <w:i w:val="0"/>
         </w:rPr>
-        <w:t>. ةعرزملل ةيرهشلا تافورصملا ةضاعتسأو</w:t>
+        <w:t>وأستعاضة المصروفات الشهرية للمزرعة .</w:t>
       </w:r>
     </w:p>
     <w:p>
@@ -2986,7 +2986,7 @@
         </w:rPr>
         <w:t>‎Se ‏ا‎</w:t>
         <w:br/>
-        <w:t>‎مومجلا - 555 + ب.ص ؛ ةعرزملا‏ TVA - ‎فتاه‏ Ys OMENS — OMENAYY 75 (+) 0١5 - ‎؛ سكاف‏ 89451١91١60"‎</w:t>
+        <w:t>‎"89451١91١60 ‏فاكس ؛‎ - 0١5 (+) 75 OMENAYY — OMENS Ys ‏هاتف‎ - TVA ‏المزرعة ؛ ص.ب + 555 - الجموم‎</w:t>
         <w:br/>
         <w:t>6. Box : 269 - Al-Jumoom 21926 - Tel. : 00966 (0) 2 5941907 / 5941923 - Fax: 00966 (0) 2 5941915</w:t>
       </w:r>
@@ -3031,7 +3031,7 @@
           <w:b w:val="0"/>
           <w:i w:val="0"/>
         </w:rPr>
-        <w:t>www.wadifatimahpoultry.com : Website - ‎د ينورتكلا ديري‏ info@wadifatimahpoultry.com 1‎</w:t>
+        <w:t>‎1 info@wadifatimahpoultry.com ‏يريد الكتروني د‎ - Website : www.wadifatimahpoultry.com</w:t>
       </w:r>
     </w:p>
     <w:p>
@@ -3372,7 +3372,7 @@
           <w:b w:val="0"/>
           <w:i w:val="0"/>
         </w:rPr>
-        <w:t>e-O6EL ‎سمك نو سسك‏ oD ‎وو جمعت‏ (L)ore ts</w:t>
+        <w:t>ts ore(L) ‏تعمج وو‎ oD ‏كسس ون كمس‎ e-O6EL</w:t>
       </w:r>
     </w:p>
     <w:p>
@@ -3701,7 +3701,7 @@
           <w:b w:val="0"/>
           <w:i w:val="0"/>
         </w:rPr>
-        <w:t>ةدودحملا ‏gly dolls galgall‎ ةعرزم ةكرش</w:t>
+        <w:t>شركة مزرعة ‎galgall dolls gly‏ المحدودة</w:t>
         <w:br/>
         <w:t>شركة ذات مسئولية محدودة</w:t>
         <w:br/>
@@ -3724,7 +3724,7 @@
         </w:rPr>
         <w:t>التاريخ 1434/04/02 ه</w:t>
         <w:br/>
-        <w:t>م 2013/02/12 : قفاوملا</w:t>
+        <w:t>الموافق : 2013/02/12 م</w:t>
       </w:r>
     </w:p>
     <w:p>
@@ -3739,7 +3739,7 @@
         </w:rPr>
         <w:t>سعادة الشيخ / | سا مة أحمد زينى.</w:t>
         <w:br/>
-        <w:t>رفقوملا</w:t>
+        <w:t>الموقفر</w:t>
       </w:r>
     </w:p>
     <w:p>
@@ -3767,7 +3767,7 @@
         </w:rPr>
         <w:t>مرفق لسعادتكم طيه كشفي حساب المصروفات</w:t>
         <w:br/>
-        <w:t>بالوادي عن شهر يناير 2013 م.بمبلغو قدره (4.30</w:t>
+        <w:t>4.30) هردق وغلبمب.م 2013 رياني رهش نع يداولاب</w:t>
         <w:br/>
         <w:t>وأربعون الفا وأربعة وثمانون ريالا وثلاثون هلله وكذا الأيرادات</w:t>
         <w:br/>
@@ -3775,7 +3775,7 @@
         <w:br/>
         <w:t>مع المستندات الأصلية .</w:t>
         <w:br/>
-        <w:t>ديدستتلل انباسحل كيش رادصأل ةيلاملا ةرادإلا ديمعتب مركتلا وجرن</w:t>
+        <w:t>نرجو التكرم بتعميد الإدارة المالية لأصدار شيك لحسابنا للتتسديد</w:t>
         <w:br/>
         <w:t>اتات لمر رات ‎Se)‏ 5 6</w:t>
       </w:r>
@@ -3861,11 +3861,11 @@
         </w:rPr>
         <w:t>ee</w:t>
         <w:br/>
-        <w:t>‎مومجلا - "59 : ب.ص . ةعرزملا‏ 5١975 - ‎فتاه‏ . 54519١1 - 5495191 ” (+) ٠.٠.955 - ‎سكاف‏ . 5951411١91١١ VY (+) PHAVT</w:t>
+        <w:t>PHAVT (+) VY 5951411١91١١ . ‏فاكس‎ - ٠.٠.955 (+) ” 5495191 - 54519١1 . ‏هاتف‎ - 5١975 ‏المزرعة . ص.ب : 59" - الجموم‎</w:t>
         <w:br/>
         <w:t>Farm - P.O. Box : 269 - Al-Jumoom 21926 - Tel. : 00966 (0) 2 5941907 / 5941923 - Fax: 00966 (0) 2 5941915</w:t>
         <w:br/>
-        <w:t>www.wadifatimahpoultry.com : Website - ‎ينورتكلا ديري‏ : info@wadifatimahpoultry.com : E-mail</w:t>
+        <w:t>E-mail : info@wadifatimahpoultry.com : ‏يريد الكتروني‎ - Website : www.wadifatimahpoultry.com</w:t>
       </w:r>
     </w:p>
     <w:p>
@@ -3923,7 +3923,7 @@
           <w:b w:val="0"/>
           <w:i w:val="0"/>
         </w:rPr>
-        <w:t>1 :ةحفصلا ‏shee‎ ا ‏meen‎ عسل ‏na‎ :ديقلا نايب</w:t>
+        <w:t>بيان القيد: ‎na‏ لسع ‎meen‏ ا ‎shee‏ الصفحة: 1</w:t>
       </w:r>
     </w:p>
     <w:p>
@@ -3936,7 +3936,7 @@
           <w:b w:val="0"/>
           <w:i w:val="0"/>
         </w:rPr>
-        <w:t>ee ‎هيما ل‏ cS ogee</w:t>
+        <w:t>ogee cS ‏ل اميه‎ ee</w:t>
         <w:br/>
         <w:t>‏أشركة مزرعة وادي فاطمة المنصرف على مزرعة الشيخ/احمد زينى‎ ٠ ‏ا نا‎</w:t>
       </w:r>
@@ -3959,7 +3959,7 @@
         <w:br/>
         <w:t>‏حساب شهر فبراير 2013م 2013 , ‎٠ [FEBRUARY‏</w:t>
         <w:br/>
-        <w:t>نايبلا 2</w:t>
+        <w:t>2 البيان</w:t>
       </w:r>
     </w:p>
     <w:p>
@@ -3985,7 +3985,7 @@
           <w:b w:val="0"/>
           <w:i w:val="0"/>
         </w:rPr>
-        <w:t>. م 2013 سياني رهش نع مانغألا ىراشتسأ رمع راشب/إد بتار</w:t>
+        <w:t>راتب دإ/بشار عمر أستشارى الأغنام عن شهر ينايس 2013 م .</w:t>
       </w:r>
     </w:p>
     <w:p>
@@ -3998,7 +3998,7 @@
           <w:b w:val="0"/>
           <w:i w:val="0"/>
         </w:rPr>
-        <w:t>.م 2013 ريانيرهش نع ناتسبلا ةلامعل ىفاضأ تقو ‏Jay‎</w:t>
+        <w:t>‎Jay‏ وقت أضافى لعمالة البستان عن شهريناير 2013 م.</w:t>
       </w:r>
     </w:p>
     <w:p>
@@ -4091,7 +4091,7 @@
           <w:b w:val="0"/>
           <w:i w:val="0"/>
         </w:rPr>
-        <w:t>. م2013 رياربفرهش لالخ لورتب نم ناتسبلا تاقورحمأ لا019519/# -‏</w:t>
+        <w:t>‏- #019519/ال أمحروقات البستان من بترول خلال شهرفبراير 2013م .</w:t>
       </w:r>
     </w:p>
     <w:p>
@@ -4104,7 +4104,7 @@
           <w:b w:val="0"/>
           <w:i w:val="0"/>
         </w:rPr>
-        <w:t>. م 2013 رياربف رهش لالخ نجاودلا رايغ عطق نم ناتسبلا تابوحسم| - 28.02.2013‏</w:t>
+        <w:t>‏28.02.2013 - |مسحوبات البستان من قطع غيار الدواجن خلال شهر فبراير 2013 م .</w:t>
       </w:r>
     </w:p>
     <w:p>
@@ -4151,7 +4151,7 @@
         </w:rPr>
         <w:t>شركة ذات مسنولية محدودة</w:t>
         <w:br/>
-        <w:t>يدوعس لاير ‏200..٠١,70‎ عوفدملا لاملا سأر</w:t>
+        <w:t>رأس المال المدفوع ‎70,200..٠١‏ ريال سعودي</w:t>
         <w:br/>
         <w:t>سرت : ‎Gee VAY‏</w:t>
       </w:r>
@@ -4170,7 +4170,7 @@
         <w:br/>
         <w:t>التاريخ 1434/04/28 —</w:t>
         <w:br/>
-        <w:t>م 2013/03/10 : قفاوملا</w:t>
+        <w:t>الموافق : 2013/03/10 م</w:t>
         <w:br/>
         <w:t>الموقر</w:t>
         <w:br/>
@@ -4189,15 +4189,15 @@
         </w:rPr>
         <w:t>مرفق لسعادتكم طيه كشفي حساب المصروفات</w:t>
         <w:br/>
-        <w:t>بالوادي عن شهر فبراير 2013 م بمبلغ و قددره (01.</w:t>
+        <w:t>01.) هرددق و غلبمب م 2013 رياربف رهش نع يداولاب</w:t>
         <w:br/>
         <w:t>وستون الفا أربعمائة وستون ريالا ‎a aly‏ هسل.له لاغدير</w:t>
         <w:br/>
         <w:t>مع المستندات الأصلية .</w:t>
         <w:br/>
-        <w:t>ديدستلل انباسحل كيش رادصأل ةيلاملا ةرادإلا ديمعتب مركتلا وجرن</w:t>
-        <w:br/>
-        <w:t>. ةسعرزملل ةيرهشلا تافور صملا ةضاعتسأو</w:t>
+        <w:t>نرجو التكرم بتعميد الإدارة المالية لأصدار شيك لحسابنا للتسديد</w:t>
+        <w:br/>
+        <w:t>وأستعاضة المص روفات الشهرية للمزرعسة .</w:t>
       </w:r>
     </w:p>
     <w:p>
@@ -4270,11 +4270,11 @@
         </w:rPr>
         <w:t>eee</w:t>
         <w:br/>
-        <w:t>‎مومجلا - 159 + ب.ص . ةعرزملا‏ 57١97 - ‎,اضتاه‏ OMENAEV — TY OMEVA 5 (+) ATT - ‎سكاف‏ : 5١١</w:t>
+        <w:t>5١١ : ‏فاكس‎ - ATT (+) 5 OMEVA TY — OMENAEV ‏هاتضا,‎ - 57١97 ‏المزرعة . ص.ب + 159 - الجموم‎</w:t>
         <w:br/>
         <w:t>: 269 - Al-Jumoom 21926 - Tel. : 00966 (0) 2 5941907 / 5941923 - Fax: 00966 (0) 2 5941915</w:t>
         <w:br/>
-        <w:t>www.wadifatimahpoultry.com : Website - ‎يتورتكلا ديري‏ : wadifatimahpoultry.com</w:t>
+        <w:t>wadifatimahpoultry.com : ‏يريد الكتروتي‎ - Website : www.wadifatimahpoultry.com</w:t>
       </w:r>
     </w:p>
     <w:p>
@@ -4332,7 +4332,7 @@
           <w:b w:val="0"/>
           <w:i w:val="0"/>
         </w:rPr>
-        <w:t>4 :ةحفصلا نجاودلا ةعرزم ةطساوب ‏٠٠١١7‎ رياربف رهش نع ىداولاب ىنيز ‏Ot dante‎ ةعرزم ىلع فرصنملا :ديقلا ناسيب</w:t>
+        <w:t>بيسان القيد: المنصرف على مزرعة ‎dante Ot‏ زينى بالوادى عن شهر فبراير ‎٠٠١١7‏ بواسطة مزرعة الدواجن الصفحة: 4</w:t>
       </w:r>
     </w:p>
     <w:p>
@@ -4345,7 +4345,7 @@
           <w:b w:val="0"/>
           <w:i w:val="0"/>
         </w:rPr>
-        <w:t>باسحلا مسا [باسحلا مقر نئادلا</w:t>
+        <w:t>الدائن رقم الحساب] اسم الحساب</w:t>
         <w:br/>
         <w:t>65 أشركة اسامه احمد زيني المنصرف على مزرعة ش٠‏ احمد زينى بالوادى</w:t>
       </w:r>

--- a/zaini_case_audit_output/outputs/word/documents/124_مزرعة الوادي 1434 (zip).docx
+++ b/zaini_case_audit_output/outputs/word/documents/124_مزرعة الوادي 1434 (zip).docx
@@ -1140,7 +1140,7 @@
         </w:rPr>
         <w:t>مرفق لسعادتكم طيه كش وف الحسابات لمصروقفات كلا من</w:t>
         <w:br/>
-        <w:t>البستان ومشروع ‎FLY‏ و الفيلا بالوادي عن شهر يوليو 2013م</w:t>
+        <w:t>م2013 ويلوي رهش نع يداولاب اليفلا و ‏FLY‎ عورشمو ناتسبلا</w:t>
         <w:br/>
         <w:t>سبلغ و قدره (97,815.99) سبعة و تسعون ألفاو ثمانمائة و خمسة</w:t>
         <w:br/>
@@ -1793,7 +1793,7 @@
           <w:b w:val="0"/>
           <w:i w:val="0"/>
         </w:rPr>
-        <w:t>مرفق لسعادتكم طيه ‎ES‏ في الحساب ‎Cm isp‏ الفيلا بالوادي</w:t>
+        <w:t>يداولاب اليفلا ‏isp Cm‎ باسحلا يف ‏ES‎ هيط مكتداعسل قفرم</w:t>
         <w:br/>
         <w:t>عن شهر نوفمبر 2012 م بمبلغ و قدره (64,254.10) أربعة وستون</w:t>
         <w:br/>
@@ -4078,7 +4078,7 @@
           <w:b w:val="0"/>
           <w:i w:val="0"/>
         </w:rPr>
-        <w:t>. ىداولا ىلاو نم هتلحر لالخ لورتب نم ريبش انر ديسلا تاقورحم‏</w:t>
+        <w:t>‏محروقات السيد رنا شبير من بترول خلال رحلته من والى الوادى .</w:t>
       </w:r>
     </w:p>
     <w:p>
